--- a/AUDIT-BRIEF.docx
+++ b/AUDIT-BRIEF.docx
@@ -2,13 +2,13 @@
 <file path=word/document.xml><?xml version="1.0" encoding="utf-8"?>
 <w:document xmlns:w="http://schemas.openxmlformats.org/wordprocessingml/2006/main" xmlns:m="http://schemas.openxmlformats.org/officeDocument/2006/math" xmlns:r="http://schemas.openxmlformats.org/officeDocument/2006/relationships" xmlns:o="urn:schemas-microsoft-com:office:office" xmlns:v="urn:schemas-microsoft-com:vml" xmlns:w10="urn:schemas-microsoft-com:office:word" xmlns:a="http://schemas.openxmlformats.org/drawingml/2006/main" xmlns:pic="http://schemas.openxmlformats.org/drawingml/2006/picture" xmlns:wp="http://schemas.openxmlformats.org/drawingml/2006/wordprocessingDrawing">
   <w:body>
-    <w:bookmarkStart w:id="20" w:name="Xc74abe4ed101c58e890e1e7fb27eee8643db2c7"/>
+    <w:bookmarkStart w:id="22" w:name="X80c2b83694751f2c69a5fa965081bfd0538d20a"/>
     <w:p>
       <w:pPr>
         <w:pStyle w:val="Heading1"/>
       </w:pPr>
       <w:r>
-        <w:t xml:space="preserve">Reading Intelligence Platform — dossier per audit (revisione 3)</w:t>
+        <w:t xml:space="preserve">Reading Intelligence Platform — dossier per audit (revisione 4)</w:t>
       </w:r>
     </w:p>
     <w:p>
@@ -51,7 +51,7 @@
         <w:t xml:space="preserve"> </w:t>
       </w:r>
       <w:r>
-        <w:t xml:space="preserve">@ 259 test verdi.</w:t>
+        <w:t xml:space="preserve">@ 282 test, 0 fallimenti.</w:t>
       </w:r>
       <w:r>
         <w:t xml:space="preserve"> </w:t>
@@ -75,19 +75,7 @@
         <w:pStyle w:val="BodyText"/>
       </w:pPr>
       <w:r>
-        <w:t xml:space="preserve">Questa revisione nasce dai reperti del secondo giro. Cinque correzioni che avevo</w:t>
-      </w:r>
-      <w:r>
-        <w:t xml:space="preserve"> </w:t>
-      </w:r>
-      <w:r>
-        <w:t xml:space="preserve">dichiarato concluse non reggevano alle tue prove: sono riaperte, corrette e</w:t>
-      </w:r>
-      <w:r>
-        <w:t xml:space="preserve"> </w:t>
-      </w:r>
-      <w:r>
-        <w:t xml:space="preserve">verificate qui sotto.</w:t>
+        <w:t xml:space="preserve">Questa revisione chiude</w:t>
       </w:r>
       <w:r>
         <w:t xml:space="preserve"> </w:t>
@@ -97,34 +85,78 @@
           <w:b/>
           <w:bCs/>
         </w:rPr>
-        <w:t xml:space="preserve">Non resta nulla di aperto per scelta</w:t>
-      </w:r>
-      <w:r>
-        <w:t xml:space="preserve">: l’unico punto che</w:t>
-      </w:r>
-      <w:r>
-        <w:t xml:space="preserve"> </w:t>
-      </w:r>
-      <w:r>
-        <w:t xml:space="preserve">avevo classificato</w:t>
-      </w:r>
-      <w:r>
-        <w:t xml:space="preserve"> </w:t>
-      </w:r>
-      <w:r>
-        <w:t xml:space="preserve">“funzionalità da dimensionare”</w:t>
-      </w:r>
-      <w:r>
-        <w:t xml:space="preserve"> </w:t>
-      </w:r>
-      <w:r>
-        <w:t xml:space="preserve">— la configurazione amministrabile</w:t>
-      </w:r>
-      <w:r>
-        <w:t xml:space="preserve"> </w:t>
-      </w:r>
-      <w:r>
-        <w:t xml:space="preserve">a runtime — è stato realizzato.</w:t>
+        <w:t xml:space="preserve">tutti</w:t>
+      </w:r>
+      <w:r>
+        <w:t xml:space="preserve"> </w:t>
+      </w:r>
+      <w:r>
+        <w:t xml:space="preserve">i punti che le due precedenti avevano lasciato</w:t>
+      </w:r>
+      <w:r>
+        <w:t xml:space="preserve"> </w:t>
+      </w:r>
+      <w:r>
+        <w:t xml:space="preserve">aperti, compresi quelli che avevo dichiarato</w:t>
+      </w:r>
+      <w:r>
+        <w:t xml:space="preserve"> </w:t>
+      </w:r>
+      <w:r>
+        <w:t xml:space="preserve">“limiti noti con la loro ragione”</w:t>
+      </w:r>
+      <w:r>
+        <w:t xml:space="preserve">.</w:t>
+      </w:r>
+      <w:r>
+        <w:t xml:space="preserve"> </w:t>
+      </w:r>
+      <w:r>
+        <w:t xml:space="preserve">Nessuno è più tale: SSRF nel worker, tetto rigido sui job, minuti reali, dashboard</w:t>
+      </w:r>
+      <w:r>
+        <w:t xml:space="preserve"> </w:t>
+      </w:r>
+      <w:r>
+        <w:t xml:space="preserve">protetta, e le tre aree di test scoperte (OAuth, ciclo Stripe, UI dell’estensione).</w:t>
+      </w:r>
+    </w:p>
+    <w:p>
+      <w:pPr>
+        <w:pStyle w:val="BodyText"/>
+      </w:pPr>
+      <w:r>
+        <w:t xml:space="preserve">Scrivere quei test ha fatto emergere tre difetti che nessuna delle revisioni</w:t>
+      </w:r>
+      <w:r>
+        <w:t xml:space="preserve"> </w:t>
+      </w:r>
+      <w:r>
+        <w:t xml:space="preserve">precedenti aveva visto, incluso un URL non escapato dentro un</w:t>
+      </w:r>
+      <w:r>
+        <w:t xml:space="preserve"> </w:t>
+      </w:r>
+      <w:r>
+        <w:rPr>
+          <w:rStyle w:val="VerbatimChar"/>
+        </w:rPr>
+        <w:t xml:space="preserve">href</w:t>
+      </w:r>
+      <w:r>
+        <w:t xml:space="preserve">. Sono elencati</w:t>
+      </w:r>
+      <w:r>
+        <w:t xml:space="preserve"> </w:t>
+      </w:r>
+      <w:r>
+        <w:t xml:space="preserve">in §8d, perché sono la prova che quelle aree erano scoperte per davvero e non solo</w:t>
+      </w:r>
+      <w:r>
+        <w:t xml:space="preserve"> </w:t>
+      </w:r>
+      <w:r>
+        <w:t xml:space="preserve">sulla carta.</w:t>
       </w:r>
     </w:p>
     <w:p>
@@ -4211,13 +4243,532 @@
       </w:r>
     </w:p>
     <w:bookmarkEnd w:id="17"/>
-    <w:bookmarkStart w:id="18" w:name="c.-cosa-resta-aperto-e-perché"/>
+    <w:bookmarkStart w:id="19" w:name="c.-i-sei-punti-aperti-chiusi"/>
     <w:p>
       <w:pPr>
         <w:pStyle w:val="Heading2"/>
       </w:pPr>
       <w:r>
-        <w:t xml:space="preserve">8c. Cosa resta aperto — e perché</w:t>
+        <w:t xml:space="preserve">8c. I sei punti aperti: chiusi</w:t>
+      </w:r>
+    </w:p>
+    <w:tbl>
+      <w:tblPr>
+        <w:tblStyle w:val="Table"/>
+        <w:tblW w:type="pct" w:w="5000"/>
+        <w:tblLayout w:type="fixed"/>
+        <w:tblLook w:firstRow="1" w:lastRow="0" w:firstColumn="0" w:lastColumn="0" w:noHBand="0" w:noVBand="0" w:val="0020"/>
+      </w:tblPr>
+      <w:tblGrid>
+        <w:gridCol w:w="1980"/>
+        <w:gridCol w:w="1980"/>
+        <w:gridCol w:w="1980"/>
+        <w:gridCol w:w="1980"/>
+      </w:tblGrid>
+      <w:tr>
+        <w:trPr>
+          <w:tblHeader w:val="on"/>
+        </w:trPr>
+        <w:tc>
+          <w:tcPr/>
+          <w:p>
+            <w:pPr>
+              <w:pStyle w:val="Compact"/>
+            </w:pPr>
+            <w:r>
+              <w:t xml:space="preserve">#</w:t>
+            </w:r>
+          </w:p>
+        </w:tc>
+        <w:tc>
+          <w:tcPr/>
+          <w:p>
+            <w:pPr>
+              <w:pStyle w:val="Compact"/>
+            </w:pPr>
+            <w:r>
+              <w:t xml:space="preserve">Punto</w:t>
+            </w:r>
+          </w:p>
+        </w:tc>
+        <w:tc>
+          <w:tcPr/>
+          <w:p>
+            <w:pPr>
+              <w:pStyle w:val="Compact"/>
+            </w:pPr>
+            <w:r>
+              <w:t xml:space="preserve">Stato</w:t>
+            </w:r>
+          </w:p>
+        </w:tc>
+        <w:tc>
+          <w:tcPr/>
+          <w:p>
+            <w:pPr>
+              <w:pStyle w:val="Compact"/>
+            </w:pPr>
+            <w:r>
+              <w:t xml:space="preserve">Verifica</w:t>
+            </w:r>
+          </w:p>
+        </w:tc>
+      </w:tr>
+      <w:tr>
+        <w:tc>
+          <w:tcPr/>
+          <w:p>
+            <w:pPr>
+              <w:pStyle w:val="Compact"/>
+            </w:pPr>
+            <w:r>
+              <w:t xml:space="preserve">1</w:t>
+            </w:r>
+          </w:p>
+        </w:tc>
+        <w:tc>
+          <w:tcPr/>
+          <w:p>
+            <w:pPr>
+              <w:pStyle w:val="Compact"/>
+            </w:pPr>
+            <w:r>
+              <w:t xml:space="preserve">SSRF nel worker (ffmpeg apriva da solo segmenti e chiavi HLS)</w:t>
+            </w:r>
+          </w:p>
+        </w:tc>
+        <w:tc>
+          <w:tcPr/>
+          <w:p>
+            <w:pPr>
+              <w:pStyle w:val="Compact"/>
+            </w:pPr>
+            <w:r>
+              <w:rPr>
+                <w:b/>
+                <w:bCs/>
+              </w:rPr>
+              <w:t xml:space="preserve">Chiuso</w:t>
+            </w:r>
+          </w:p>
+        </w:tc>
+        <w:tc>
+          <w:tcPr/>
+          <w:p>
+            <w:pPr>
+              <w:pStyle w:val="Compact"/>
+            </w:pPr>
+            <w:r>
+              <w:t xml:space="preserve">La playlist viene scaricata e analizzata da</w:t>
+            </w:r>
+            <w:r>
+              <w:t xml:space="preserve"> </w:t>
+            </w:r>
+            <w:r>
+              <w:rPr>
+                <w:rStyle w:val="VerbatimChar"/>
+              </w:rPr>
+              <w:t xml:space="preserve">hls-guard.mjs</w:t>
+            </w:r>
+            <w:r>
+              <w:t xml:space="preserve">: ogni URI referenziato (varianti, segmenti, chiavi di cifratura, mappe di inizializzazione) è risolto in assoluto e validato, e a ffmpeg si passa una playlist</w:t>
+            </w:r>
+            <w:r>
+              <w:t xml:space="preserve"> </w:t>
+            </w:r>
+            <w:r>
+              <w:rPr>
+                <w:b/>
+                <w:bCs/>
+              </w:rPr>
+              <w:t xml:space="preserve">locale</w:t>
+            </w:r>
+            <w:r>
+              <w:t xml:space="preserve"> </w:t>
+            </w:r>
+            <w:r>
+              <w:t xml:space="preserve">con URI già verificati — non risolve più nulla. In più</w:t>
+            </w:r>
+            <w:r>
+              <w:t xml:space="preserve"> </w:t>
+            </w:r>
+            <w:r>
+              <w:rPr>
+                <w:rStyle w:val="VerbatimChar"/>
+              </w:rPr>
+              <w:t xml:space="preserve">-protocol_whitelist</w:t>
+            </w:r>
+            <w:r>
+              <w:t xml:space="preserve"> </w:t>
+            </w:r>
+            <w:r>
+              <w:t xml:space="preserve">confina i protocolli: senza, una playlist ostile poteva indirizzarlo su</w:t>
+            </w:r>
+            <w:r>
+              <w:t xml:space="preserve"> </w:t>
+            </w:r>
+            <w:r>
+              <w:rPr>
+                <w:rStyle w:val="VerbatimChar"/>
+              </w:rPr>
+              <w:t xml:space="preserve">file://</w:t>
+            </w:r>
+            <w:r>
+              <w:t xml:space="preserve">. 8 test, falsificati</w:t>
+            </w:r>
+          </w:p>
+        </w:tc>
+      </w:tr>
+      <w:tr>
+        <w:tc>
+          <w:tcPr/>
+          <w:p>
+            <w:pPr>
+              <w:pStyle w:val="Compact"/>
+            </w:pPr>
+            <w:r>
+              <w:t xml:space="preserve">2</w:t>
+            </w:r>
+          </w:p>
+        </w:tc>
+        <w:tc>
+          <w:tcPr/>
+          <w:p>
+            <w:pPr>
+              <w:pStyle w:val="Compact"/>
+            </w:pPr>
+            <w:r>
+              <w:t xml:space="preserve">Limite job non rigido (leggi-poi-scrivi)</w:t>
+            </w:r>
+          </w:p>
+        </w:tc>
+        <w:tc>
+          <w:tcPr/>
+          <w:p>
+            <w:pPr>
+              <w:pStyle w:val="Compact"/>
+            </w:pPr>
+            <w:r>
+              <w:rPr>
+                <w:b/>
+                <w:bCs/>
+              </w:rPr>
+              <w:t xml:space="preserve">Chiuso</w:t>
+            </w:r>
+          </w:p>
+        </w:tc>
+        <w:tc>
+          <w:tcPr/>
+          <w:p>
+            <w:pPr>
+              <w:pStyle w:val="Compact"/>
+            </w:pPr>
+            <w:r>
+              <w:t xml:space="preserve">Il posto si prenota con un incremento condizionale, atomico lato DynamoDB. Verificato in live:</w:t>
+            </w:r>
+            <w:r>
+              <w:t xml:space="preserve"> </w:t>
+            </w:r>
+            <w:r>
+              <w:rPr>
+                <w:b/>
+                <w:bCs/>
+              </w:rPr>
+              <w:t xml:space="preserve">6 richieste simultanee → 2 accettate, 4 rifiutate</w:t>
+            </w:r>
+            <w:r>
+              <w:t xml:space="preserve">. Un worker morto senza rilascio non blocca l’utente: il contatore viene riconciliato con lo stato reale dei job e l’operazione ritentata</w:t>
+            </w:r>
+          </w:p>
+        </w:tc>
+      </w:tr>
+      <w:tr>
+        <w:tc>
+          <w:tcPr/>
+          <w:p>
+            <w:pPr>
+              <w:pStyle w:val="Compact"/>
+            </w:pPr>
+            <w:r>
+              <w:t xml:space="preserve">3</w:t>
+            </w:r>
+          </w:p>
+        </w:tc>
+        <w:tc>
+          <w:tcPr/>
+          <w:p>
+            <w:pPr>
+              <w:pStyle w:val="Compact"/>
+            </w:pPr>
+            <w:r>
+              <w:t xml:space="preserve">Minuti stimati dai segmenti</w:t>
+            </w:r>
+          </w:p>
+        </w:tc>
+        <w:tc>
+          <w:tcPr/>
+          <w:p>
+            <w:pPr>
+              <w:pStyle w:val="Compact"/>
+            </w:pPr>
+            <w:r>
+              <w:rPr>
+                <w:b/>
+                <w:bCs/>
+              </w:rPr>
+              <w:t xml:space="preserve">Chiuso</w:t>
+            </w:r>
+          </w:p>
+        </w:tc>
+        <w:tc>
+          <w:tcPr/>
+          <w:p>
+            <w:pPr>
+              <w:pStyle w:val="Compact"/>
+            </w:pPr>
+            <w:r>
+              <w:t xml:space="preserve">La durata si ricava dai byte prodotti (mp3 CBR 32 kbps: conversione esatta), quindi l’ultimo segmento parziale conta per quello che è. Verificato in live su un job reale:</w:t>
+            </w:r>
+            <w:r>
+              <w:t xml:space="preserve"> </w:t>
+            </w:r>
+            <w:r>
+              <w:rPr>
+                <w:rStyle w:val="VerbatimChar"/>
+              </w:rPr>
+              <w:t xml:space="preserve">durationSeconds: 13</w:t>
+            </w:r>
+            <w:r>
+              <w:t xml:space="preserve">,</w:t>
+            </w:r>
+            <w:r>
+              <w:t xml:space="preserve"> </w:t>
+            </w:r>
+            <w:r>
+              <w:rPr>
+                <w:rStyle w:val="VerbatimChar"/>
+              </w:rPr>
+              <w:t xml:space="preserve">minutesUsed: 1</w:t>
+            </w:r>
+            <w:r>
+              <w:t xml:space="preserve"> </w:t>
+            </w:r>
+            <w:r>
+              <w:t xml:space="preserve">— prima lo stesso job avrebbe contato 10 minuti. Il cap di durata è passato a</w:t>
+            </w:r>
+            <w:r>
+              <w:t xml:space="preserve"> </w:t>
+            </w:r>
+            <w:r>
+              <w:rPr>
+                <w:rStyle w:val="VerbatimChar"/>
+              </w:rPr>
+              <w:t xml:space="preserve">-t</w:t>
+            </w:r>
+            <w:r>
+              <w:t xml:space="preserve"> </w:t>
+            </w:r>
+            <w:r>
+              <w:t xml:space="preserve">sull’</w:t>
+            </w:r>
+            <w:r>
+              <w:rPr>
+                <w:b/>
+                <w:bCs/>
+              </w:rPr>
+              <w:t xml:space="preserve">ingresso</w:t>
+            </w:r>
+            <w:r>
+              <w:t xml:space="preserve"> </w:t>
+            </w:r>
+            <w:r>
+              <w:t xml:space="preserve">di ffmpeg: prima un video di 10 ore veniva scaricato e decodificato per intero prima di essere rifiutato</w:t>
+            </w:r>
+          </w:p>
+        </w:tc>
+      </w:tr>
+      <w:tr>
+        <w:tc>
+          <w:tcPr/>
+          <w:p>
+            <w:pPr>
+              <w:pStyle w:val="Compact"/>
+            </w:pPr>
+            <w:r>
+              <w:t xml:space="preserve">4</w:t>
+            </w:r>
+          </w:p>
+        </w:tc>
+        <w:tc>
+          <w:tcPr/>
+          <w:p>
+            <w:pPr>
+              <w:pStyle w:val="Compact"/>
+            </w:pPr>
+            <w:r>
+              <w:rPr>
+                <w:rStyle w:val="VerbatimChar"/>
+              </w:rPr>
+              <w:t xml:space="preserve">/admin/dashboard</w:t>
+            </w:r>
+            <w:r>
+              <w:t xml:space="preserve"> </w:t>
+            </w:r>
+            <w:r>
+              <w:t xml:space="preserve">pubblica</w:t>
+            </w:r>
+          </w:p>
+        </w:tc>
+        <w:tc>
+          <w:tcPr/>
+          <w:p>
+            <w:pPr>
+              <w:pStyle w:val="Compact"/>
+            </w:pPr>
+            <w:r>
+              <w:rPr>
+                <w:b/>
+                <w:bCs/>
+              </w:rPr>
+              <w:t xml:space="preserve">Chiuso</w:t>
+            </w:r>
+          </w:p>
+        </w:tc>
+        <w:tc>
+          <w:tcPr/>
+          <w:p>
+            <w:pPr>
+              <w:pStyle w:val="Compact"/>
+            </w:pPr>
+            <w:r>
+              <w:t xml:space="preserve">Richiede la stessa chiave già necessaria per i dati. Poiché la pagina rimuove la chiave dall’URL dopo il primo caricamento, un reload sarebbe risultato non autenticato: si emette una sessione firmata (HMAC + scadenza, HttpOnly, SameSite=Strict) che</w:t>
+            </w:r>
+            <w:r>
+              <w:t xml:space="preserve"> </w:t>
+            </w:r>
+            <w:r>
+              <w:rPr>
+                <w:b/>
+                <w:bCs/>
+              </w:rPr>
+              <w:t xml:space="preserve">non contiene la chiave</w:t>
+            </w:r>
+            <w:r>
+              <w:t xml:space="preserve">. Verificato in live: senza chiave 401, con chiave 200 +</w:t>
+            </w:r>
+            <w:r>
+              <w:t xml:space="preserve"> </w:t>
+            </w:r>
+            <w:r>
+              <w:rPr>
+                <w:rStyle w:val="VerbatimChar"/>
+              </w:rPr>
+              <w:t xml:space="preserve">Set-Cookie</w:t>
+            </w:r>
+          </w:p>
+        </w:tc>
+      </w:tr>
+      <w:tr>
+        <w:tc>
+          <w:tcPr/>
+          <w:p>
+            <w:pPr>
+              <w:pStyle w:val="Compact"/>
+            </w:pPr>
+            <w:r>
+              <w:t xml:space="preserve">5</w:t>
+            </w:r>
+          </w:p>
+        </w:tc>
+        <w:tc>
+          <w:tcPr/>
+          <w:p>
+            <w:pPr>
+              <w:pStyle w:val="Compact"/>
+            </w:pPr>
+            <w:r>
+              <w:t xml:space="preserve">Copertura test (OAuth, Stripe, UI)</w:t>
+            </w:r>
+          </w:p>
+        </w:tc>
+        <w:tc>
+          <w:tcPr/>
+          <w:p>
+            <w:pPr>
+              <w:pStyle w:val="Compact"/>
+            </w:pPr>
+            <w:r>
+              <w:rPr>
+                <w:b/>
+                <w:bCs/>
+              </w:rPr>
+              <w:t xml:space="preserve">Chiuso</w:t>
+            </w:r>
+          </w:p>
+        </w:tc>
+        <w:tc>
+          <w:tcPr/>
+          <w:p>
+            <w:pPr>
+              <w:pStyle w:val="Compact"/>
+            </w:pPr>
+            <w:r>
+              <w:t xml:space="preserve">Vedi sotto</w:t>
+            </w:r>
+          </w:p>
+        </w:tc>
+      </w:tr>
+      <w:tr>
+        <w:tc>
+          <w:tcPr/>
+          <w:p>
+            <w:pPr>
+              <w:pStyle w:val="Compact"/>
+            </w:pPr>
+            <w:r>
+              <w:t xml:space="preserve">6</w:t>
+            </w:r>
+          </w:p>
+        </w:tc>
+        <w:tc>
+          <w:tcPr/>
+          <w:p>
+            <w:pPr>
+              <w:pStyle w:val="Compact"/>
+            </w:pPr>
+            <w:r>
+              <w:t xml:space="preserve">Prod indietro</w:t>
+            </w:r>
+          </w:p>
+        </w:tc>
+        <w:tc>
+          <w:tcPr/>
+          <w:p>
+            <w:pPr>
+              <w:pStyle w:val="Compact"/>
+            </w:pPr>
+            <w:r>
+              <w:t xml:space="preserve">Dev e staging allineati; il deploy in produzione attende un’approvazione esplicita</w:t>
+            </w:r>
+          </w:p>
+        </w:tc>
+        <w:tc>
+          <w:tcPr/>
+          <w:p>
+            <w:pPr>
+              <w:pStyle w:val="Compact"/>
+            </w:pPr>
+          </w:p>
+        </w:tc>
+      </w:tr>
+    </w:tbl>
+    <w:bookmarkStart w:id="18" w:name="X500fade438ebd8f5cced6abe5916165faa87e40"/>
+    <w:p>
+      <w:pPr>
+        <w:pStyle w:val="Heading3"/>
+      </w:pPr>
+      <w:r>
+        <w:t xml:space="preserve">Le tre aree di test, e perché di integrazione</w:t>
       </w:r>
     </w:p>
     <w:p>
@@ -4233,16 +4784,19 @@
           <w:b/>
           <w:bCs/>
         </w:rPr>
-        <w:t xml:space="preserve">SSRF nel worker</w:t>
-      </w:r>
-      <w:r>
-        <w:t xml:space="preserve">: ffmpeg riceve l’URL e i suoi accessi successivi (segmenti HLS)</w:t>
-      </w:r>
-      <w:r>
-        <w:t xml:space="preserve"> </w:t>
-      </w:r>
-      <w:r>
-        <w:t xml:space="preserve">non passano dal guard JavaScript. Attenuazione</w:t>
+        <w:t xml:space="preserve">OAuth — 9 test contro DynamoDB reale.</w:t>
+      </w:r>
+      <w:r>
+        <w:t xml:space="preserve"> </w:t>
+      </w:r>
+      <w:r>
+        <w:t xml:space="preserve">Primo accesso, accesso successivo, forma</w:t>
+      </w:r>
+      <w:r>
+        <w:t xml:space="preserve"> </w:t>
+      </w:r>
+      <w:r>
+        <w:t xml:space="preserve">del token, e quattro</w:t>
       </w:r>
       <w:r>
         <w:t xml:space="preserve"> </w:t>
@@ -4252,22 +4806,77 @@
           <w:b/>
           <w:bCs/>
         </w:rPr>
-        <w:t xml:space="preserve">verificata</w:t>
-      </w:r>
-      <w:r>
-        <w:t xml:space="preserve">: le Lambda non sono</w:t>
-      </w:r>
-      <w:r>
-        <w:t xml:space="preserve"> </w:t>
-      </w:r>
-      <w:r>
-        <w:t xml:space="preserve">in VPC e Lambda non espone IMDS, quindi non esiste rotta verso reti private. È un</w:t>
-      </w:r>
-      <w:r>
-        <w:t xml:space="preserve"> </w:t>
-      </w:r>
-      <w:r>
-        <w:t xml:space="preserve">buco di principio, che diventerebbe reale solo cambiando il modello di deployment.</w:t>
+        <w:t xml:space="preserve">rifiuti veri</w:t>
+      </w:r>
+      <w:r>
+        <w:t xml:space="preserve"> </w:t>
+      </w:r>
+      <w:r>
+        <w:t xml:space="preserve">dell’id_token: destinatario, emittente,</w:t>
+      </w:r>
+      <w:r>
+        <w:t xml:space="preserve"> </w:t>
+      </w:r>
+      <w:r>
+        <w:t xml:space="preserve">scadenza, firma. Per esercitare il caso di successo senza indebolire la verifica, la</w:t>
+      </w:r>
+      <w:r>
+        <w:t xml:space="preserve"> </w:t>
+      </w:r>
+      <w:r>
+        <w:t xml:space="preserve">sola</w:t>
+      </w:r>
+      <w:r>
+        <w:t xml:space="preserve"> </w:t>
+      </w:r>
+      <w:r>
+        <w:rPr>
+          <w:b/>
+          <w:bCs/>
+        </w:rPr>
+        <w:t xml:space="preserve">sorgente</w:t>
+      </w:r>
+      <w:r>
+        <w:t xml:space="preserve"> </w:t>
+      </w:r>
+      <w:r>
+        <w:t xml:space="preserve">delle chiavi pubbliche è iniettabile: firma, emittente e</w:t>
+      </w:r>
+      <w:r>
+        <w:t xml:space="preserve"> </w:t>
+      </w:r>
+      <w:r>
+        <w:t xml:space="preserve">destinatario restano controllati da</w:t>
+      </w:r>
+      <w:r>
+        <w:t xml:space="preserve"> </w:t>
+      </w:r>
+      <w:r>
+        <w:rPr>
+          <w:rStyle w:val="VerbatimChar"/>
+        </w:rPr>
+        <w:t xml:space="preserve">jose</w:t>
+      </w:r>
+      <w:r>
+        <w:t xml:space="preserve">. Nota di metodo: i quattro rifiuti, in una</w:t>
+      </w:r>
+      <w:r>
+        <w:t xml:space="preserve"> </w:t>
+      </w:r>
+      <w:r>
+        <w:t xml:space="preserve">prima stesura, passavano perché il JWKS era irraggiungibile — cioè per il motivo</w:t>
+      </w:r>
+      <w:r>
+        <w:t xml:space="preserve"> </w:t>
+      </w:r>
+      <w:r>
+        <w:t xml:space="preserve">sbagliato. Sono diventati significativi solo dopo aver fatto funzionare il caso di</w:t>
+      </w:r>
+      <w:r>
+        <w:t xml:space="preserve"> </w:t>
+      </w:r>
+      <w:r>
+        <w:t xml:space="preserve">successo.</w:t>
       </w:r>
     </w:p>
     <w:p>
@@ -4283,22 +4892,22 @@
           <w:b/>
           <w:bCs/>
         </w:rPr>
-        <w:t xml:space="preserve">Limite job non rigido</w:t>
-      </w:r>
-      <w:r>
-        <w:t xml:space="preserve">: il controllo è leggi-poi-scrivi, quindi sotto</w:t>
-      </w:r>
-      <w:r>
-        <w:t xml:space="preserve"> </w:t>
-      </w:r>
-      <w:r>
-        <w:t xml:space="preserve">concorrenza perfetta qualche richiesta in più può passare. Protezione di costo, non</w:t>
-      </w:r>
-      <w:r>
-        <w:t xml:space="preserve"> </w:t>
-      </w:r>
-      <w:r>
-        <w:t xml:space="preserve">vincolo di sicurezza.</w:t>
+        <w:t xml:space="preserve">Ciclo Stripe — 4 test contro DynamoDB reale</w:t>
+      </w:r>
+      <w:r>
+        <w:t xml:space="preserve">, con Stripe sostituito: acquisto su</w:t>
+      </w:r>
+      <w:r>
+        <w:t xml:space="preserve"> </w:t>
+      </w:r>
+      <w:r>
+        <w:t xml:space="preserve">un brand non di default, lettura per brand, indipendenza fra brand, cancellazione</w:t>
+      </w:r>
+      <w:r>
+        <w:t xml:space="preserve"> </w:t>
+      </w:r>
+      <w:r>
+        <w:t xml:space="preserve">mirata, e il caso in cui l’annullamento su Stripe fallisce.</w:t>
       </w:r>
     </w:p>
     <w:p>
@@ -4314,124 +4923,89 @@
           <w:b/>
           <w:bCs/>
         </w:rPr>
-        <w:t xml:space="preserve">Minuti stimati</w:t>
-      </w:r>
-      <w:r>
-        <w:t xml:space="preserve"> </w:t>
-      </w:r>
-      <w:r>
-        <w:t xml:space="preserve">dai segmenti per i job asincroni (il sincrono usa la durata</w:t>
-      </w:r>
-      <w:r>
-        <w:t xml:space="preserve"> </w:t>
-      </w:r>
-      <w:r>
-        <w:t xml:space="preserve">reale): un video interrotto a metà consuma budget per intero.</w:t>
+        <w:t xml:space="preserve">UI dell’estensione — 14 verifiche in un browser reale</w:t>
+      </w:r>
+      <w:r>
+        <w:t xml:space="preserve">, lungo il percorso vero</w:t>
+      </w:r>
+      <w:r>
+        <w:t xml:space="preserve"> </w:t>
+      </w:r>
+      <w:r>
+        <w:t xml:space="preserve">(messaggio del popup → content script → modale), non una scorciatoia.</w:t>
       </w:r>
     </w:p>
     <w:p>
       <w:pPr>
-        <w:pStyle w:val="Compact"/>
-        <w:numPr>
-          <w:ilvl w:val="0"/>
-          <w:numId w:val="1003"/>
-        </w:numPr>
-      </w:pPr>
-      <w:r>
-        <w:rPr>
-          <w:rStyle w:val="VerbatimChar"/>
+        <w:pStyle w:val="FirstParagraph"/>
+      </w:pPr>
+      <w:r>
+        <w:t xml:space="preserve">Sono di integrazione perché i difetti di queste aree erano</w:t>
+      </w:r>
+      <w:r>
+        <w:t xml:space="preserve"> </w:t>
+      </w:r>
+      <w:r>
+        <w:rPr>
           <w:b/>
           <w:bCs/>
         </w:rPr>
-        <w:t xml:space="preserve">/admin/dashboard</w:t>
-      </w:r>
-      <w:r>
-        <w:rPr>
-          <w:b/>
-          <w:bCs/>
-        </w:rPr>
-        <w:t xml:space="preserve"> </w:t>
-      </w:r>
-      <w:r>
-        <w:rPr>
-          <w:b/>
-          <w:bCs/>
-        </w:rPr>
-        <w:t xml:space="preserve">pubblica</w:t>
-      </w:r>
-      <w:r>
-        <w:t xml:space="preserve"> </w:t>
-      </w:r>
-      <w:r>
-        <w:t xml:space="preserve">(solo shell, ispezionata: nessun dato né segreto).</w:t>
+        <w:t xml:space="preserve">tutti</w:t>
+      </w:r>
+      <w:r>
+        <w:t xml:space="preserve"> </w:t>
+      </w:r>
+      <w:r>
+        <w:t xml:space="preserve">nel punto di</w:t>
+      </w:r>
+      <w:r>
+        <w:t xml:space="preserve"> </w:t>
+      </w:r>
+      <w:r>
+        <w:t xml:space="preserve">contatto con il database o con il browser: un finto client li avrebbe riprodotti senza</w:t>
+      </w:r>
+      <w:r>
+        <w:t xml:space="preserve"> </w:t>
+      </w:r>
+      <w:r>
+        <w:t xml:space="preserve">segnalarli, essendo scritto con le stesse assunzioni sbagliate del codice. Restano</w:t>
+      </w:r>
+      <w:r>
+        <w:t xml:space="preserve"> </w:t>
+      </w:r>
+      <w:r>
+        <w:t xml:space="preserve">saltati senza</w:t>
+      </w:r>
+      <w:r>
+        <w:t xml:space="preserve"> </w:t>
+      </w:r>
+      <w:r>
+        <w:rPr>
+          <w:rStyle w:val="VerbatimChar"/>
+        </w:rPr>
+        <w:t xml:space="preserve">RUN_INTEGRATION=1</w:t>
+      </w:r>
+      <w:r>
+        <w:t xml:space="preserve">, quindi la CI non richiede credenziali.</w:t>
+      </w:r>
+    </w:p>
+    <w:bookmarkEnd w:id="18"/>
+    <w:bookmarkEnd w:id="19"/>
+    <w:bookmarkStart w:id="20" w:name="d.-difetti-trovati-dai-nuovi-test"/>
+    <w:p>
+      <w:pPr>
+        <w:pStyle w:val="Heading2"/>
+      </w:pPr>
+      <w:r>
+        <w:t xml:space="preserve">8d. Difetti trovati dai nuovi test</w:t>
       </w:r>
     </w:p>
     <w:p>
       <w:pPr>
-        <w:pStyle w:val="Compact"/>
-        <w:numPr>
-          <w:ilvl w:val="0"/>
-          <w:numId w:val="1003"/>
-        </w:numPr>
-      </w:pPr>
-      <w:r>
-        <w:rPr>
-          <w:b/>
-          <w:bCs/>
-        </w:rPr>
-        <w:t xml:space="preserve">Copertura test</w:t>
-      </w:r>
-      <w:r>
-        <w:t xml:space="preserve">: OAuth completo, ciclo Stripe end-to-end e UI dell’estensione</w:t>
-      </w:r>
-      <w:r>
-        <w:t xml:space="preserve"> </w:t>
-      </w:r>
-      <w:r>
-        <w:t xml:space="preserve">oltre al popup restano senza test automatici.</w:t>
-      </w:r>
-    </w:p>
-    <w:p>
-      <w:pPr>
-        <w:pStyle w:val="Compact"/>
-        <w:numPr>
-          <w:ilvl w:val="0"/>
-          <w:numId w:val="1003"/>
-        </w:numPr>
-      </w:pPr>
-      <w:r>
-        <w:rPr>
-          <w:b/>
-          <w:bCs/>
-        </w:rPr>
-        <w:t xml:space="preserve">Prod</w:t>
-      </w:r>
-      <w:r>
-        <w:t xml:space="preserve">: dev e staging sono allineati; il deploy in produzione richiede</w:t>
-      </w:r>
-      <w:r>
-        <w:t xml:space="preserve"> </w:t>
-      </w:r>
-      <w:r>
-        <w:t xml:space="preserve">un’approvazione esplicita non ancora data.</w:t>
-      </w:r>
-    </w:p>
-    <w:p>
-      <w:pPr>
         <w:pStyle w:val="FirstParagraph"/>
       </w:pPr>
       <w:r>
-        <w:t xml:space="preserve">Nessuno di questi è una correzione rinviata: sono limiti dichiarati, con la ragione.</w:t>
-      </w:r>
-    </w:p>
-    <w:bookmarkEnd w:id="18"/>
-    <w:bookmarkStart w:id="19" w:name="domande-per-il-terzo-giro"/>
-    <w:p>
-      <w:pPr>
-        <w:pStyle w:val="Heading2"/>
-      </w:pPr>
-      <w:r>
-        <w:t xml:space="preserve">9. Domande per il terzo giro</w:t>
+        <w:t xml:space="preserve">Prova che quelle aree erano scoperte:</w:t>
       </w:r>
     </w:p>
     <w:p>
@@ -4443,28 +5017,38 @@
         </w:numPr>
       </w:pPr>
       <w:r>
-        <w:t xml:space="preserve">La ricevuta</w:t>
-      </w:r>
-      <w:r>
+        <w:rPr>
+          <w:b/>
+          <w:bCs/>
+        </w:rPr>
+        <w:t xml:space="preserve">La modale di caricamento stampava</w:t>
+      </w:r>
+      <w:r>
+        <w:rPr>
+          <w:b/>
+          <w:bCs/>
+        </w:rPr>
         <w:t xml:space="preserve"> </w:t>
       </w:r>
       <w:r>
         <w:rPr>
           <w:rStyle w:val="VerbatimChar"/>
-        </w:rPr>
-        <w:t xml:space="preserve">{type, brandId, period}</w:t>
-      </w:r>
-      <w:r>
-        <w:t xml:space="preserve"> </w:t>
-      </w:r>
-      <w:r>
-        <w:t xml:space="preserve">copre tutti i percorsi di errore del rimborso,</w:t>
-      </w:r>
-      <w:r>
-        <w:t xml:space="preserve"> </w:t>
-      </w:r>
-      <w:r>
-        <w:t xml:space="preserve">o resta un caso in cui si restituisce la cosa sbagliata?</w:t>
+          <w:b/>
+          <w:bCs/>
+        </w:rPr>
+        <w:t xml:space="preserve">undefined</w:t>
+      </w:r>
+      <w:r>
+        <w:t xml:space="preserve"> </w:t>
+      </w:r>
+      <w:r>
+        <w:t xml:space="preserve">al posto dell’URL. Visibile a</w:t>
+      </w:r>
+      <w:r>
+        <w:t xml:space="preserve"> </w:t>
+      </w:r>
+      <w:r>
+        <w:t xml:space="preserve">ogni riassunto.</w:t>
       </w:r>
     </w:p>
     <w:p>
@@ -4476,13 +5060,86 @@
         </w:numPr>
       </w:pPr>
       <w:r>
-        <w:t xml:space="preserve">Il compare-and-swap sul reset con ritentativo come incremento normale: esiste una</w:t>
-      </w:r>
-      <w:r>
-        <w:t xml:space="preserve"> </w:t>
-      </w:r>
-      <w:r>
-        <w:t xml:space="preserve">sequenza concorrente che lo scavalca?</w:t>
+        <w:rPr>
+          <w:b/>
+          <w:bCs/>
+        </w:rPr>
+        <w:t xml:space="preserve">URL non escapati nell’HTML.</w:t>
+      </w:r>
+      <w:r>
+        <w:t xml:space="preserve"> </w:t>
+      </w:r>
+      <w:r>
+        <w:t xml:space="preserve">Quello nella modale, e soprattutto il link</w:t>
+      </w:r>
+      <w:r>
+        <w:t xml:space="preserve"> </w:t>
+      </w:r>
+      <w:r>
+        <w:t xml:space="preserve">all’originale, che finiva dentro un</w:t>
+      </w:r>
+      <w:r>
+        <w:t xml:space="preserve"> </w:t>
+      </w:r>
+      <w:r>
+        <w:rPr>
+          <w:rStyle w:val="VerbatimChar"/>
+        </w:rPr>
+        <w:t xml:space="preserve">href</w:t>
+      </w:r>
+      <w:r>
+        <w:t xml:space="preserve">: un URL</w:t>
+      </w:r>
+      <w:r>
+        <w:t xml:space="preserve"> </w:t>
+      </w:r>
+      <w:r>
+        <w:rPr>
+          <w:rStyle w:val="VerbatimChar"/>
+        </w:rPr>
+        <w:t xml:space="preserve">javascript:</w:t>
+      </w:r>
+      <w:r>
+        <w:t xml:space="preserve"> </w:t>
+      </w:r>
+      <w:r>
+        <w:t xml:space="preserve">sarebbe stato</w:t>
+      </w:r>
+      <w:r>
+        <w:t xml:space="preserve"> </w:t>
+      </w:r>
+      <w:r>
+        <w:t xml:space="preserve">eseguito al clic. L’URL è controllato da chi pubblica la pagina. Ora i protocolli</w:t>
+      </w:r>
+      <w:r>
+        <w:t xml:space="preserve"> </w:t>
+      </w:r>
+      <w:r>
+        <w:t xml:space="preserve">sono limitati a http/https, tutto passa da</w:t>
+      </w:r>
+      <w:r>
+        <w:t xml:space="preserve"> </w:t>
+      </w:r>
+      <w:r>
+        <w:rPr>
+          <w:rStyle w:val="VerbatimChar"/>
+        </w:rPr>
+        <w:t xml:space="preserve">esc()</w:t>
+      </w:r>
+      <w:r>
+        <w:t xml:space="preserve">, e i link esterni hanno</w:t>
+      </w:r>
+      <w:r>
+        <w:t xml:space="preserve"> </w:t>
+      </w:r>
+      <w:r>
+        <w:rPr>
+          <w:rStyle w:val="VerbatimChar"/>
+        </w:rPr>
+        <w:t xml:space="preserve">rel=noopener</w:t>
+      </w:r>
+      <w:r>
+        <w:t xml:space="preserve">.</w:t>
       </w:r>
     </w:p>
     <w:p>
@@ -4495,42 +5152,75 @@
       </w:pPr>
       <w:r>
         <w:rPr>
+          <w:b/>
+          <w:bCs/>
+        </w:rPr>
+        <w:t xml:space="preserve">La risposta di login Google riportava</w:t>
+      </w:r>
+      <w:r>
+        <w:rPr>
+          <w:b/>
+          <w:bCs/>
+        </w:rPr>
+        <w:t xml:space="preserve"> </w:t>
+      </w:r>
+      <w:r>
+        <w:rPr>
           <w:rStyle w:val="VerbatimChar"/>
-        </w:rPr>
-        <w:t xml:space="preserve">claimJob</w:t>
-      </w:r>
-      <w:r>
-        <w:t xml:space="preserve"> </w:t>
-      </w:r>
-      <w:r>
-        <w:t xml:space="preserve">rende il worker idempotente rispetto alla doppia consegna, ma un’invocazione</w:t>
-      </w:r>
-      <w:r>
-        <w:t xml:space="preserve"> </w:t>
-      </w:r>
-      <w:r>
-        <w:t xml:space="preserve">che muore dopo il claim lascia il job</w:t>
-      </w:r>
-      <w:r>
-        <w:t xml:space="preserve"> </w:t>
-      </w:r>
-      <w:r>
-        <w:rPr>
-          <w:rStyle w:val="VerbatimChar"/>
-        </w:rPr>
-        <w:t xml:space="preserve">running</w:t>
-      </w:r>
-      <w:r>
-        <w:t xml:space="preserve"> </w:t>
-      </w:r>
-      <w:r>
-        <w:t xml:space="preserve">fino alla finestra di 20 minuti. È un</w:t>
-      </w:r>
-      <w:r>
-        <w:t xml:space="preserve"> </w:t>
-      </w:r>
-      <w:r>
-        <w:t xml:space="preserve">compromesso accettabile o serve un heartbeat?</w:t>
+          <w:b/>
+          <w:bCs/>
+        </w:rPr>
+        <w:t xml:space="preserve">limit: 10</w:t>
+      </w:r>
+      <w:r>
+        <w:rPr>
+          <w:b/>
+          <w:bCs/>
+        </w:rPr>
+        <w:t xml:space="preserve"> </w:t>
+      </w:r>
+      <w:r>
+        <w:rPr>
+          <w:b/>
+          <w:bCs/>
+        </w:rPr>
+        <w:t xml:space="preserve">fisso</w:t>
+      </w:r>
+      <w:r>
+        <w:t xml:space="preserve"> </w:t>
+      </w:r>
+      <w:r>
+        <w:t xml:space="preserve">invece della quota</w:t>
+      </w:r>
+      <w:r>
+        <w:t xml:space="preserve"> </w:t>
+      </w:r>
+      <w:r>
+        <w:t xml:space="preserve">reale dell’entitlement — un valore che non corrisponde a nessun piano.</w:t>
+      </w:r>
+    </w:p>
+    <w:p>
+      <w:pPr>
+        <w:pStyle w:val="FirstParagraph"/>
+      </w:pPr>
+      <w:r>
+        <w:t xml:space="preserve">Nessuno dei tre era stato rilevato dalle due revisioni precedenti né dai 259 test</w:t>
+      </w:r>
+      <w:r>
+        <w:t xml:space="preserve"> </w:t>
+      </w:r>
+      <w:r>
+        <w:t xml:space="preserve">allora presenti.</w:t>
+      </w:r>
+    </w:p>
+    <w:bookmarkEnd w:id="20"/>
+    <w:bookmarkStart w:id="21" w:name="domande-per-il-giro-finale"/>
+    <w:p>
+      <w:pPr>
+        <w:pStyle w:val="Heading2"/>
+      </w:pPr>
+      <w:r>
+        <w:t xml:space="preserve">9. Domande per il giro finale</w:t>
       </w:r>
     </w:p>
     <w:p>
@@ -4538,17 +5228,30 @@
         <w:pStyle w:val="Compact"/>
         <w:numPr>
           <w:ilvl w:val="0"/>
-          <w:numId w:val="1004"/>
+          <w:numId w:val="1005"/>
         </w:numPr>
       </w:pPr>
       <w:r>
-        <w:t xml:space="preserve">Il budget minuti stimato dai segmenti (§8.3) è sufficiente, o va misurata la durata</w:t>
-      </w:r>
-      <w:r>
-        <w:t xml:space="preserve"> </w:t>
-      </w:r>
-      <w:r>
-        <w:t xml:space="preserve">prima di iniziare?</w:t>
+        <w:rPr>
+          <w:b/>
+          <w:bCs/>
+        </w:rPr>
+        <w:t xml:space="preserve">Guard HLS</w:t>
+      </w:r>
+      <w:r>
+        <w:t xml:space="preserve">: la playlist viene materializzata localmente con URI validati. Resta</w:t>
+      </w:r>
+      <w:r>
+        <w:t xml:space="preserve"> </w:t>
+      </w:r>
+      <w:r>
+        <w:t xml:space="preserve">un canale che ffmpeg può aprire e che non ho considerato — per esempio un redirect</w:t>
+      </w:r>
+      <w:r>
+        <w:t xml:space="preserve"> </w:t>
+      </w:r>
+      <w:r>
+        <w:t xml:space="preserve">su un segmento, che ffmpeg segue da sé dopo la validazione dell’URL iniziale?</w:t>
       </w:r>
     </w:p>
     <w:p>
@@ -4556,38 +5259,30 @@
         <w:pStyle w:val="Compact"/>
         <w:numPr>
           <w:ilvl w:val="0"/>
-          <w:numId w:val="1004"/>
+          <w:numId w:val="1005"/>
         </w:numPr>
       </w:pPr>
       <w:r>
-        <w:t xml:space="preserve">Sulla proposta dei permessi:</w:t>
-      </w:r>
-      <w:r>
-        <w:t xml:space="preserve"> </w:t>
-      </w:r>
-      <w:r>
-        <w:rPr>
-          <w:rStyle w:val="VerbatimChar"/>
-        </w:rPr>
-        <w:t xml:space="preserve">activeTab</w:t>
-      </w:r>
-      <w:r>
-        <w:t xml:space="preserve"> </w:t>
-      </w:r>
-      <w:r>
-        <w:t xml:space="preserve">+ iniezione su richiesta è praticabile, ma</w:t>
-      </w:r>
-      <w:r>
-        <w:t xml:space="preserve"> </w:t>
-      </w:r>
-      <w:r>
-        <w:t xml:space="preserve">perdiamo il menu contestuale sui link e la lettura dei sottotitoli da CDN terze.</w:t>
-      </w:r>
-      <w:r>
-        <w:t xml:space="preserve"> </w:t>
-      </w:r>
-      <w:r>
-        <w:t xml:space="preserve">Vale lo scambio?</w:t>
+        <w:rPr>
+          <w:b/>
+          <w:bCs/>
+        </w:rPr>
+        <w:t xml:space="preserve">Prenotazione atomica</w:t>
+      </w:r>
+      <w:r>
+        <w:t xml:space="preserve">: il contatore si riconcilia con lo stato reale quando una</w:t>
+      </w:r>
+      <w:r>
+        <w:t xml:space="preserve"> </w:t>
+      </w:r>
+      <w:r>
+        <w:t xml:space="preserve">richiesta viene rifiutata. Esiste una sequenza in cui la riconciliazione stessa</w:t>
+      </w:r>
+      <w:r>
+        <w:t xml:space="preserve"> </w:t>
+      </w:r>
+      <w:r>
+        <w:t xml:space="preserve">concede più posti del dovuto?</w:t>
       </w:r>
     </w:p>
     <w:p>
@@ -4595,15 +5290,108 @@
         <w:pStyle w:val="Compact"/>
         <w:numPr>
           <w:ilvl w:val="0"/>
-          <w:numId w:val="1004"/>
+          <w:numId w:val="1005"/>
         </w:numPr>
       </w:pPr>
       <w:r>
-        <w:t xml:space="preserve">Cosa manca ancora in questo dossier.</w:t>
+        <w:rPr>
+          <w:b/>
+          <w:bCs/>
+        </w:rPr>
+        <w:t xml:space="preserve">Durata dai byte</w:t>
+      </w:r>
+      <w:r>
+        <w:t xml:space="preserve">: esatta per mp3 CBR. Se un domani si cambiasse il profilo di</w:t>
+      </w:r>
+      <w:r>
+        <w:t xml:space="preserve"> </w:t>
+      </w:r>
+      <w:r>
+        <w:t xml:space="preserve">codifica in VBR, il conteggio diventerebbe silenziosamente sbagliato. Vale un</w:t>
+      </w:r>
+      <w:r>
+        <w:t xml:space="preserve"> </w:t>
+      </w:r>
+      <w:r>
+        <w:t xml:space="preserve">controllo che leghi il calcolo al bitrate effettivo usato, o è sufficiente il</w:t>
+      </w:r>
+      <w:r>
+        <w:t xml:space="preserve"> </w:t>
+      </w:r>
+      <w:r>
+        <w:t xml:space="preserve">commento nel codice?</w:t>
       </w:r>
     </w:p>
-    <w:bookmarkEnd w:id="19"/>
-    <w:bookmarkEnd w:id="20"/>
+    <w:p>
+      <w:pPr>
+        <w:pStyle w:val="Compact"/>
+        <w:numPr>
+          <w:ilvl w:val="0"/>
+          <w:numId w:val="1005"/>
+        </w:numPr>
+      </w:pPr>
+      <w:r>
+        <w:rPr>
+          <w:b/>
+          <w:bCs/>
+        </w:rPr>
+        <w:t xml:space="preserve">Sessione della dashboard</w:t>
+      </w:r>
+      <w:r>
+        <w:t xml:space="preserve">: HMAC con scadenza a 8 ore, senza revoca. Per una</w:t>
+      </w:r>
+      <w:r>
+        <w:t xml:space="preserve"> </w:t>
+      </w:r>
+      <w:r>
+        <w:t xml:space="preserve">dashboard interna con una sola chiave, è proporzionato?</w:t>
+      </w:r>
+    </w:p>
+    <w:p>
+      <w:pPr>
+        <w:pStyle w:val="Compact"/>
+        <w:numPr>
+          <w:ilvl w:val="0"/>
+          <w:numId w:val="1005"/>
+        </w:numPr>
+      </w:pPr>
+      <w:r>
+        <w:rPr>
+          <w:b/>
+          <w:bCs/>
+        </w:rPr>
+        <w:t xml:space="preserve">Test di integrazione</w:t>
+      </w:r>
+      <w:r>
+        <w:t xml:space="preserve">: girano contro staging e sono saltati in CI. Preferiresti</w:t>
+      </w:r>
+      <w:r>
+        <w:t xml:space="preserve"> </w:t>
+      </w:r>
+      <w:r>
+        <w:t xml:space="preserve">vederli in CI con credenziali dedicate e una tabella isolata, o va bene che restino</w:t>
+      </w:r>
+      <w:r>
+        <w:t xml:space="preserve"> </w:t>
+      </w:r>
+      <w:r>
+        <w:t xml:space="preserve">una verifica manuale documentata?</w:t>
+      </w:r>
+    </w:p>
+    <w:p>
+      <w:pPr>
+        <w:pStyle w:val="Compact"/>
+        <w:numPr>
+          <w:ilvl w:val="0"/>
+          <w:numId w:val="1005"/>
+        </w:numPr>
+      </w:pPr>
+      <w:r>
+        <w:t xml:space="preserve">Resta qualcosa che, dal tuo punto di vista, blocca il rilascio.</w:t>
+      </w:r>
+    </w:p>
+    <w:bookmarkEnd w:id="21"/>
+    <w:bookmarkEnd w:id="22"/>
     <w:sectPr>
       <w:footnotePr>
         <w:numRestart w:val="eachSect"/>
@@ -4912,6 +5700,9 @@
     <w:abstractNumId w:val="991"/>
   </w:num>
   <w:num w:numId="1003">
+    <w:abstractNumId w:val="991"/>
+  </w:num>
+  <w:num w:numId="1004">
     <w:abstractNumId w:val="99411"/>
     <w:lvlOverride w:ilvl="0">
       <w:startOverride w:val="1"/>
@@ -4941,7 +5732,7 @@
       <w:startOverride w:val="1"/>
     </w:lvlOverride>
   </w:num>
-  <w:num w:numId="1004">
+  <w:num w:numId="1005">
     <w:abstractNumId w:val="99411"/>
     <w:lvlOverride w:ilvl="0">
       <w:startOverride w:val="1"/>
